--- a/javoblar/035.docx
+++ b/javoblar/035.docx
@@ -8,7 +8,7 @@
         <w:spacing w:after="200"/>
       </w:pPr>
       <w:r>
-        <w:t xml:space="preserve">35. Yuqumli kasalliklarning tasnifi, kasallikning yuqishiga qarab epidemiyaga qarshi choralarni rejalashtirish asoslari</w:t>
+        <w:t xml:space="preserve">35. Immunoprofilaktika tadbirlarini rejalashtirish tartibi va talablari. Vaksinalar zaxirasining ahamiyati</w:t>
       </w:r>
     </w:p>
     <w:p>
@@ -17,7 +17,7 @@
         <w:jc w:val="both"/>
       </w:pPr>
       <w:r>
-        <w:t xml:space="preserve">Yuqumli kasalliklar tasnifi epidemiyaga qarshi choralarni ilmiy asosda rejalashtirishning asosi hisoblanadi. Eng amaliy tasnif — L.V. Gromashevskiy taklif etgan, yuqish mexanizmiga asoslangan tasnifdir; u qo'zg'atuvchining organizmdagi birlamchi joylashuvi va yuqish usuli o'rtasidagi qonuniy bog'liqlikka tayanadi [1]. Bu tasnif epidemiologiyaning nazariy poydevori bo'lib, uning asosida kasallikning klinik-epidemiologik xususiyatlarini oldindan bashorat qilish mumkin. Tasnifning amaliy qiymati shundaki, u har bir kasallik guruhi uchun qaysi yo'nalishdagi choralar yetakchi bo'lishini oldindan belgilab beradi va shu asosda tadbirlar rejasi tuziladi [1].</w:t>
+        <w:t xml:space="preserve">Immunoprofilaktika — aholini vaksinalar bilan emlash orqali boshqariladigan yuqumli kasalliklarning oldini olishga qaratilgan tadbirlar tizimidir. Uning samaradorligi to'g'ri va o'z vaqtida rejalashtirishga bevosita bog'liq, chunki emlash qamrovi, vaksina ta'minoti, sarf materiallari va sovuqlik zanjiri oldindan puxta hisoblangan reja asosida tashkil etiladi. Immunoprofilaktika rejalashtirishda JSSTning Kengaytirilgan immunizatsiya dasturi (EPI) tamoyillari va O'zbekiston milliy emlash kalendari asos qilib olinadi [1][2]. Rejalashtirishning pirovard maqsadi — har bir bolaning o'z vaqtida va to'liq emlanishini, shu orqali aholida yuqori jamoaviy immunitet shakllanishini ta'minlashdir. Bu esa boshqariladigan kasalliklarning tarqalishini uzadi va ularni nazorat ostiga oladi.</w:t>
       </w:r>
     </w:p>
     <w:p>
@@ -26,7 +26,7 @@
         <w:spacing w:after="80" w:before="160"/>
       </w:pPr>
       <w:r>
-        <w:t xml:space="preserve">Yuqish mexanizmiga ko'ra tasnif</w:t>
+        <w:t xml:space="preserve">Rejalashtirishning asosiy bosqichlari</w:t>
       </w:r>
     </w:p>
     <w:p>
@@ -35,7 +35,7 @@
         <w:jc w:val="both"/>
       </w:pPr>
       <w:r>
-        <w:t xml:space="preserve">Yuqish mexanizmiga ko'ra yuqumli kasalliklar to'rt asosiy guruhga bo'linadi [1]:</w:t>
+        <w:t xml:space="preserve">Immunoprofilaktikani rejalashtirish bir necha bosqichdan iborat:</w:t>
       </w:r>
     </w:p>
     <w:p>
@@ -43,12 +43,12 @@
         <w:pStyle w:val="ListParagraph"/>
         <w:numPr>
           <w:ilvl w:val="0"/>
-          <w:numId w:val="2"/>
+          <w:numId w:val="101"/>
         </w:numPr>
         <w:spacing w:after="40"/>
       </w:pPr>
       <w:r>
-        <w:t xml:space="preserve">ichak infeksiyalari (fekal-oral mexanizm) — ich terlama, dizenteriya, vabo, virusli gepatit A, salmonellyoz;</w:t>
+        <w:t xml:space="preserve">emlanishi lozim bo'lgan aholini (maqsadli kontingentni) hududlar va yosh guruhlari bo'yicha aniq hisobga olish;</w:t>
       </w:r>
     </w:p>
     <w:p>
@@ -56,12 +56,12 @@
         <w:pStyle w:val="ListParagraph"/>
         <w:numPr>
           <w:ilvl w:val="0"/>
-          <w:numId w:val="2"/>
+          <w:numId w:val="101"/>
         </w:numPr>
         <w:spacing w:after="40"/>
       </w:pPr>
       <w:r>
-        <w:t xml:space="preserve">nafas yo'llari infeksiyalari (aerozol-tomchi mexanizm) — qizamiq, difteriya, gripp, ko'kyo'tal, meningokokk infeksiyasi;</w:t>
+        <w:t xml:space="preserve">milliy emlash kalendariga muvofiq har bir vaksina turi bo'yicha dozalar ehtiyojini hisoblash;</w:t>
       </w:r>
     </w:p>
     <w:p>
@@ -69,12 +69,12 @@
         <w:pStyle w:val="ListParagraph"/>
         <w:numPr>
           <w:ilvl w:val="0"/>
-          <w:numId w:val="2"/>
+          <w:numId w:val="101"/>
         </w:numPr>
         <w:spacing w:after="40"/>
       </w:pPr>
       <w:r>
-        <w:t xml:space="preserve">qon infeksiyalari (transmissiv mexanizm) — bezgak, Qrim-Kongo gemorragik isitmasi, o'lat, toshbaqa ensefaliti;</w:t>
+        <w:t xml:space="preserve">zaxira (rezerv) va isrof koeffitsiyenti hisobga olingan holda vaksina va in'yeksiya vositalariga bo'lgan umumiy ehtiyojni belgilash;</w:t>
       </w:r>
     </w:p>
     <w:p>
@@ -82,39 +82,12 @@
         <w:pStyle w:val="ListParagraph"/>
         <w:numPr>
           <w:ilvl w:val="0"/>
-          <w:numId w:val="2"/>
+          <w:numId w:val="101"/>
         </w:numPr>
         <w:spacing w:after="40"/>
       </w:pPr>
       <w:r>
-        <w:t xml:space="preserve">tashqi qoplam infeksiyalari (kontakt mexanizm) — quturish, kuydirgi, qoqshol, OIV.</w:t>
-      </w:r>
-    </w:p>
-    <w:p>
-      <w:pPr>
-        <w:spacing w:after="120"/>
-        <w:jc w:val="both"/>
-      </w:pPr>
-      <w:r>
-        <w:t xml:space="preserve">Bu tasnif qo'zg'atuvchining asosiy joylashuvi uning qanday yo'l bilan tarqalishini belgilashini aks ettiradi: ichakda joylashgan qo'zg'atuvchi najas orqali, nafas yo'lida joylashgani tomchi orqali, qonda joylashgani tashuvchi hasharot orqali, teri-shilliq qavatda joylashgani esa kontakt orqali tarqaladi [1]. Aynan shu qonuniyat tadbirlarni mantiqiy tanlash uchun asos bo'ladi.</w:t>
-      </w:r>
-    </w:p>
-    <w:p>
-      <w:pPr>
-        <w:pStyle w:val="Heading2"/>
-        <w:spacing w:after="80" w:before="160"/>
-      </w:pPr>
-      <w:r>
-        <w:t xml:space="preserve">Qo'shimcha tasniflar</w:t>
-      </w:r>
-    </w:p>
-    <w:p>
-      <w:pPr>
-        <w:spacing w:after="120"/>
-        <w:jc w:val="both"/>
-      </w:pPr>
-      <w:r>
-        <w:t xml:space="preserve">Yuqish mexanizmiga asoslangan tasnifni boshqa tasniflar to'ldiradi:</w:t>
+        <w:t xml:space="preserve">sovuqlik zanjiri quvvati, muzlatgich hajmi va jihozlar yetarliligini baholash;</w:t>
       </w:r>
     </w:p>
     <w:p>
@@ -122,12 +95,75 @@
         <w:pStyle w:val="ListParagraph"/>
         <w:numPr>
           <w:ilvl w:val="0"/>
-          <w:numId w:val="2"/>
+          <w:numId w:val="101"/>
         </w:numPr>
         <w:spacing w:after="40"/>
       </w:pPr>
       <w:r>
-        <w:t xml:space="preserve">infeksiya manbaiga ko'ra — antroponozlar (manba odam), zoonozlar (manba hayvon), sapronozlar (manba tashqi muhit);</w:t>
+        <w:t xml:space="preserve">emlash jadvalini, emlash nuqtalarini va mas'ul xodimlarni belgilash.</w:t>
+      </w:r>
+    </w:p>
+    <w:p>
+      <w:pPr>
+        <w:spacing w:after="120"/>
+        <w:jc w:val="both"/>
+      </w:pPr>
+      <w:r>
+        <w:t xml:space="preserve">Reja aniq, o'lchanadigan maqsadlarga (masalan, muayyan emlash qamrovi darajasiga) ega bo'lishi va natijalar monitoring qilinishi kerak [1]. Rejalashtirish odatda yillik asosda, ammo oylik va choraklik taqsimot bilan amalga oshiriladi; bu vaksina ta'minotini bir maromda tashkil etish va sovuqlik zanjiriga ortiqcha yuk tushmasligini ta'minlaydi. Rejada mavsumiy omillar ham hisobga olinadi: masalan, grippga qarshi emlash epidemik mavsum oldidan, kuz oylarida rejalashtiriladi.</w:t>
+      </w:r>
+    </w:p>
+    <w:p>
+      <w:pPr>
+        <w:pStyle w:val="Heading2"/>
+        <w:spacing w:after="80" w:before="160"/>
+      </w:pPr>
+      <w:r>
+        <w:t xml:space="preserve">Maqsadli kontingentni hisobga olish</w:t>
+      </w:r>
+    </w:p>
+    <w:p>
+      <w:pPr>
+        <w:spacing w:after="120"/>
+        <w:jc w:val="both"/>
+      </w:pPr>
+      <w:r>
+        <w:t xml:space="preserve">Rejalashtirishning asosi — emlanishi kerak bo'lgan aholini to'liq va aniq hisobga olishdir. Har bir bola tug'ilganda ro'yxatga olinadi, uning emlanganlik holati kuzatiladi, emlanmagan yoki kechikkanlar faol aniqlanadi. Migratsiya, tug'ilish va o'lim ko'rsatkichlari hisobga olinadi. Aniq hisob-kitob vaksina ehtiyojini to'g'ri belgilash va isrofgarchilikni kamaytirish imkonini beradi. Noto'g'ri hisob esa yo ta'minot yetishmasligiga, yo ortiqcha zaxiraga va vaksinalar yaroqlilik muddati o'tib ketishiga olib keladi [1]. Maqsadli kontingent hisobi odatda tug'ilgan bolalar soni (yillik tug'ilish kogorti) va emlanishi kerak bo'lgan yosh guruhlari asosida tuziladi; QVP, oilaviy poliklinika va bolalar muassasalari ma'lumotlari manba bo'lib xizmat qiladi. Aniq va yangilanib turadigan ro'yxat emlash tizimining asosi hisoblanadi.</w:t>
+      </w:r>
+    </w:p>
+    <w:p>
+      <w:pPr>
+        <w:pStyle w:val="Heading2"/>
+        <w:spacing w:after="80" w:before="160"/>
+      </w:pPr>
+      <w:r>
+        <w:t xml:space="preserve">Vaksina ehtiyojini hisoblash</w:t>
+      </w:r>
+    </w:p>
+    <w:p>
+      <w:pPr>
+        <w:spacing w:after="120"/>
+        <w:jc w:val="both"/>
+      </w:pPr>
+      <w:r>
+        <w:t xml:space="preserve">Vaksina ehtiyoji maqsadli kontingent soni, kalendar bo'yicha har bir bolaga tegishli dozalar soni va isrof koeffitsiyenti (wastage factor) asosida hisoblanadi. Isrof koeffitsiyenti ochilgan ko'p dozali flakondan foydalanilmay qolgan dozalarni, buzilgan, to'kilgan yoki yaroqlilik muddati o'tgan vaksinalarni hisobga oladi va har bir vaksina turi uchun turlicha bo'ladi. Hisoblangan ehtiyojga ma'lum foizda zaxira qo'shiladi, bu kutilmagan holatlar — epidemik vaziyat, qo'shimcha kontingent yoki ta'minot kechikishi uchun kafolat yaratadi. To'g'ri hisoblangan ehtiyoj uzluksiz emlashni ta'minlaydi [1][2]. Vaksina bilan birga in'yeksiya vositalari (shprits, igna), xavfsizlik qutilari va boshqa sarf materiallariga bo'lgan ehtiyoj ham parallel hisoblanadi, chunki ularning yetishmasligi emlashni to'xtatib qo'yadi. Shuningdek, sovuqlik zanjiri jihozlari (muzlatgich, termokonteyner, muz akkumulyatori) quvvati rejalashtirilgan emlash hajmiga mos bo'lishi ta'minlanadi. Bu barcha komponentlarning o'zaro muvozanati va uyg'unligi rejalashtirish sifatini hamda emlash dasturining amaliy bajarilishini belgilaydi.</w:t>
+      </w:r>
+    </w:p>
+    <w:p>
+      <w:pPr>
+        <w:pStyle w:val="Heading2"/>
+        <w:spacing w:after="80" w:before="160"/>
+      </w:pPr>
+      <w:r>
+        <w:t xml:space="preserve">Vaksinalar zaxirasining ahamiyati</w:t>
+      </w:r>
+    </w:p>
+    <w:p>
+      <w:pPr>
+        <w:spacing w:after="120"/>
+        <w:jc w:val="both"/>
+      </w:pPr>
+      <w:r>
+        <w:t xml:space="preserve">Vaksinalar zaxirasi (rezervi) immunoprofilaktika uzluksizligining kafolatidir. Zaxiraning ahamiyati bir necha jihatda namoyon bo'ladi:</w:t>
       </w:r>
     </w:p>
     <w:p>
@@ -135,12 +171,12 @@
         <w:pStyle w:val="ListParagraph"/>
         <w:numPr>
           <w:ilvl w:val="0"/>
-          <w:numId w:val="2"/>
+          <w:numId w:val="102"/>
         </w:numPr>
         <w:spacing w:after="40"/>
       </w:pPr>
       <w:r>
-        <w:t xml:space="preserve">qo'zg'atuvchi turiga ko'ra — bakterial, virusli, zamburug'li, protozoy va gelmint kasalliklari;</w:t>
+        <w:t xml:space="preserve">ta'minot kechikkanda yoki uzilganda emlashni to'xtatmaslik;</w:t>
       </w:r>
     </w:p>
     <w:p>
@@ -148,12 +184,38 @@
         <w:pStyle w:val="ListParagraph"/>
         <w:numPr>
           <w:ilvl w:val="0"/>
-          <w:numId w:val="2"/>
+          <w:numId w:val="102"/>
         </w:numPr>
         <w:spacing w:after="40"/>
       </w:pPr>
       <w:r>
-        <w:t xml:space="preserve">nazorat darajasiga ko'ra — boshqariladigan (vaksina mavjud bo'lgan) va boshqarilmaydigan (vaksinasi yo'q) infeksiyalar.</w:t>
+        <w:t xml:space="preserve">epidemik vaziyat yuzaga kelganda qo'shimcha emlash (masalan, o'choqda yoki avj olishda) o'tkazish imkoniyati;</w:t>
+      </w:r>
+    </w:p>
+    <w:p>
+      <w:pPr>
+        <w:pStyle w:val="ListParagraph"/>
+        <w:numPr>
+          <w:ilvl w:val="0"/>
+          <w:numId w:val="102"/>
+        </w:numPr>
+        <w:spacing w:after="40"/>
+      </w:pPr>
+      <w:r>
+        <w:t xml:space="preserve">kutilmagan qo'shimcha kontingent (migrantlar, ichki ko'chganlar) paydo bo'lganda ularni o'z vaqtida emlash;</w:t>
+      </w:r>
+    </w:p>
+    <w:p>
+      <w:pPr>
+        <w:pStyle w:val="ListParagraph"/>
+        <w:numPr>
+          <w:ilvl w:val="0"/>
+          <w:numId w:val="102"/>
+        </w:numPr>
+        <w:spacing w:after="40"/>
+      </w:pPr>
+      <w:r>
+        <w:t xml:space="preserve">vaksinaning bir partiyasi yaroqsiz chiqqanda yoki sovuqlik zanjiri buzilganda uni almashtirish.</w:t>
       </w:r>
     </w:p>
     <w:p>
@@ -162,7 +224,7 @@
         <w:jc w:val="both"/>
       </w:pPr>
       <w:r>
-        <w:t xml:space="preserve">Bu tasniflar birgalikda kasallikni har tomonlama tahlil qilish va tadbirlarni aniq yo'naltirish imkonini beradi [1]. Masalan, o'lat kasalligi bir vaqtning o'zida transmissiv mexanizmli, zoonoz, bakterial va boshqarilmaydigan infeksiya sifatida tasniflanadi; bu kompleks tavsif unga qarshi choralar majmuasini (dezinseksiya, deratizatsiya, karantin, shoshilinch profilaktika) to'liq belgilashga yordam beradi. Ayrim kasalliklar bir nechta yuqish mexanizmiga ega bo'lishi mumkin — kuydirgi teri, nafas va ichak orqali yuqadi — bunda tasniflashda yetakchi mexanizm aniqlanadi.</w:t>
+        <w:t xml:space="preserve">Ayni paytda zaxira haddan tashqari ko'p bo'lishi ham noto'g'ri — bu saqlash xavfini, sovuqlik zanjiriga yukni va yaroqlilik muddati o'tib ketish ehtimolini oshiradi. Shu bois zaxira optimal darajada, aylanma (avval kelgan — avval ishlatiladi, FEFO) tamoyili asosida boshqariladi [1]. Zaxira darajasi odatda oylik ehtiyojning ma'lum ulushi sifatida belgilanadi va u ta'minot tsikllari hamda yetkazib berish ishonchliligiga qarab sozlanadi. Zaxira miqdorini doimiy nazorat qilish va qoldiqlarni hisobga olish isrofgarchilikni kamaytiradi hamda ta'minotning uzluksizligini saqlaydi [1].</w:t>
       </w:r>
     </w:p>
     <w:p>
@@ -171,7 +233,7 @@
         <w:spacing w:after="80" w:before="160"/>
       </w:pPr>
       <w:r>
-        <w:t xml:space="preserve">Ichak va nafas yo'llari infeksiyalarida rejalashtirish</w:t>
+        <w:t xml:space="preserve">Rejalashtirishga qo'yiladigan talablar</w:t>
       </w:r>
     </w:p>
     <w:p>
@@ -180,7 +242,7 @@
         <w:jc w:val="both"/>
       </w:pPr>
       <w:r>
-        <w:t xml:space="preserve">Fekal-oral mexanizmli ichak infeksiyalarida epidemiyaga qarshi choralarning yetakchi yo'nalishi — yuqish yo'llarini uzish: xavfsiz suv ta'minoti, kanalizatsiya, oziq-ovqat xavfsizligi, shaxsiy gigiyena va dezinfeksiya rejalashtiriladi [1]. Aerozol-tomchi mexanizmli nafas yo'llari infeksiyalarida esa yuqish yo'lini texnik uzish qiyin bo'lgani uchun asosiy e'tibor qabul qiluvchan organizmga — immunprofilaktikaga qaratiladi; boshqariladigan infeksiyalarda (qizamiq, difteriya, ko'kyo'tal) yuqori va barqaror emlash qamrovi hal qiluvchi ahamiyatga ega. Bu kasalliklarning yuqori yuqumliligi tufayli jamoaviy immunitet uchun aholining katta ulushi emlangan bo'lishi talab etiladi; masalan, qizamiqda bazaviy reproduksiya ko'rsatkichi (R0) taxminan 12–18 ni tashkil etgani uchun qamrov 95% dan ortiq bo'lishi kerak [2]. Shu bois nafas yo'llari infeksiyalarida rejalashtirishning markazida emlash qamrovini yuqori ushlab turish yotadi, qo'shimcha choralar (bemorni ajratish, shamollatish, muloqotdagilarni kuzatish) esa uni to'ldiradi [2].</w:t>
+        <w:t xml:space="preserve">Immunoprofilaktika rejasi quyidagi talablarga javob berishi kerak: milliy emlash kalendariga to'liq muvofiqlik; aholining real va yangilanib turadigan demografik ma'lumotlariga tayanish; vaksina, in'yeksiya vositalari va sovuqlik zanjiri resurslarining muvozanati; emlashdan keyingi noxush hodisalarni (AEFI) kuzatish tizimining mavjudligi; hamda emlash qamrovini muntazam monitoring qilish. Reja hududlar bo'yicha quyidan yuqoriga (tuman — viloyat — respublika) tuzilib, milliy darajada umumlashtiriladi va markazlashgan ta'minot bilan bog'lanadi. Rejaning bajarilishi va emlash qamrovi doimiy tahlil qilinib, zarurat bo'lganda tuzatishlar kiritiladi [1][2]. Emlash qamrovi hududlar va yosh guruhlari bo'yicha hisoblanib, immun qatlamidagi bo'shliqlar aniqlanadi; past qamrovli hududlarda qo'shimcha chora-tadbirlar ko'riladi. JSST emlash qamrovini yuqori va bir tekis ushlab turishni tavsiya etadi, chunki hatto mahalliy bo'shliqlar ham kasallik avj olishiga sabab bo'lishi mumkin [2]. Shuningdek, reja aholi bilan kommunikatsiya va emlashga ishonchni mustahkamlash choralarini ham o'z ichiga oladi, chunki qamrov nafaqat ta'minotga, balki aholining emlashga munosabatiga ham bog'liq.</w:t>
       </w:r>
     </w:p>
     <w:p>
@@ -189,7 +251,7 @@
         <w:spacing w:after="80" w:before="160"/>
       </w:pPr>
       <w:r>
-        <w:t xml:space="preserve">Qon va tashqi qoplam infeksiyalarida rejalashtirish</w:t>
+        <w:t xml:space="preserve">Xulosa</w:t>
       </w:r>
     </w:p>
     <w:p>
@@ -198,43 +260,7 @@
         <w:jc w:val="both"/>
       </w:pPr>
       <w:r>
-        <w:t xml:space="preserve">Transmissiv (qon) infeksiyalarida choralar tashuvchi bo'g'imoyoqlilarga qarshi kurash (dezinseksiya), aholini chaqishdan himoyalash (repellent, to'r) va tabiiy o'choqlarni nazorat qilishga qaratiladi; zoonozlarda qo'shimcha ravishda rezervuar va tashuvchi hayvonlar ustidan veterinariya-sanitariya nazorati o'rnatiladi. Kontakt (tashqi qoplam) infeksiyalarida esa choralar infeksiya manbaini bartaraf etish, shaxsiy himoya, dezinfeksiya, shoshilinch profilaktika (quturishga qarshi emlash, qoqsholga qarshi zardob) va xavfli xulq-atvorni o'zgartirishga (OIV profilaktikasida) yo'naltiriladi [1]. Har bir guruhda yetakchi yuqish omiliga ta'sir eng samarali hisoblanadi. Masalan, vabo kabi suv yo'li bilan tarqaladigan infeksiyada suv ta'minotini nazorat qilish, bezgakda chivinga qarshi kurash, quturishda esa kasal hayvon bilan kontaktdan keyin shoshilinch emlash birinchi o'ringa chiqadi. Bu misollar tasnif guruhiga qarab tadbirlar ustuvorligi qanday o'zgarishini ko'rsatadi va resurslarni eng samarali nuqtaga yo'naltirish imkonini beradi [1].</w:t>
-      </w:r>
-    </w:p>
-    <w:p>
-      <w:pPr>
-        <w:pStyle w:val="Heading2"/>
-        <w:spacing w:after="80" w:before="160"/>
-      </w:pPr>
-      <w:r>
-        <w:t xml:space="preserve">Rejalashtirishning umumiy tamoyillari</w:t>
-      </w:r>
-    </w:p>
-    <w:p>
-      <w:pPr>
-        <w:spacing w:after="120"/>
-        <w:jc w:val="both"/>
-      </w:pPr>
-      <w:r>
-        <w:t xml:space="preserve">Yuqumli kasalliklarga qarshi rejalashtirish epidemiologik tashxis asosida amalga oshiriladi va u uchta an'anaviy yo'nalishni qamrab oladi: infeksiya manbaiga, yuqish mexanizmiga va qabul qiluvchan organizmga qaratilgan choralar. Kasallik qaysi tasnif guruhiga mansubligi aynan qaysi yo'nalish yetakchi bo'lishini belgilaydi — bu rejalashtirishning asosiy tamoyilidir [1]. Reja aniq maqsad, bajaruvchilar, muddatlar va nazorat ko'rsatkichlariga ega bo'lishi, rejali (profilaktik) va o'choqdagi (epidemik vaziyatga javoban) tadbirlarni uyg'unlashtirishi hamda mavjud resurslarni to'g'ri taqsimlashi kerak. Tadbirlarning samaradorligi epidemiologik ko'rsatkichlar (kasallanishning pasayishi, o'choqlar sonining kamayishi) orqali baholanadi va bu baho keyingi rejalashtirish uchun asos bo'ladi. Noto'g'ri tasniflash noto'g'ri choralar ko'rilishiga va resurslarning behuda sarflanishiga olib keladi [1][2]. Rejalashtirishda kasallikning epidemiologik xususiyatlari (mavsumiylik, inkubatsion davr, yuqumlilik davri), xavf guruhlari va hududlar hisobga olinadi. Shuningdek, reja favqulodda vaziyatlar uchun zaxira resurslarni (vaksina, dezinfeksiyalovchi vositalar, shaxsiy himoya vositalari) va sektorlararo hamkorlikni (veterinariya, kommunal xizmat) nazarda tutishi kerak, chunki ko'plab kasalliklarga qarshi kurash bir necha idoraning birgalikdagi harakatini talab qiladi.</w:t>
-      </w:r>
-    </w:p>
-    <w:p>
-      <w:pPr>
-        <w:pStyle w:val="Heading2"/>
-        <w:spacing w:after="80" w:before="160"/>
-      </w:pPr>
-      <w:r>
-        <w:t xml:space="preserve">Xulosa</w:t>
-      </w:r>
-    </w:p>
-    <w:p>
-      <w:pPr>
-        <w:spacing w:after="120"/>
-        <w:jc w:val="both"/>
-      </w:pPr>
-      <w:r>
-        <w:t xml:space="preserve">Yuqumli kasalliklar yuqish mexanizmiga ko'ra ichak, nafas yo'llari, qon va tashqi qoplam infeksiyalariga bo'linadi; bu Gromashevskiy tasnifi epidemiyaga qarshi choralarni rejalashtirishning asosidir [1]. Qo'shimcha tasniflar (infeksiya manbai, qo'zg'atuvchi turi, nazorat darajasi) uni to'ldiradi. Har bir guruh uchun yetakchi yo'nalish turlicha: ichak infeksiyalarida yuqish yo'llarini uzish, nafas infeksiyalarida immunprofilaktika, qon infeksiyalarida dezinseksiya, kontakt infeksiyalarida esa manbaga qaratilgan choralar ustuvor bo'ladi. Kasallikni to'g'ri tasniflash va yetakchi yo'nalishni aniqlash — tadbirlarni ilmiy asosda rejalashtirishning kalitidir. Shu bois vrach-epidemiolog har bir kasallikni to'g'ri tasnif guruhiga ajrata olishi va shu asosda epidemiyaga qarshi tadbirlar majmuasini asoslay olishi kerak; bu malaka epidemiologik ishning nazariy va amaliy poydevorini tashkil etadi.</w:t>
+        <w:t xml:space="preserve">Immunoprofilaktikani rejalashtirish maqsadli kontingentni aniqlash, vaksina ehtiyojini hisoblash, zaxirani belgilash va sovuqlik zanjiri quvvatini baholashni o'z ichiga oladi; u milliy emlash kalendari va JSST EPI tamoyillariga tayanadi. Vaksinalar zaxirasi ta'minot uzilishlari va epidemik holatlarda emlash uzluksizligini kafolatlaydi, biroq u optimal va aylanma tamoyili asosida boshqarilishi kerak. To'g'ri rejalashtirish va zaxira boshqaruvi immunoprofilaktikaning ishonchliligi va yuqori emlash qamrovining asosidir. Vrach-epidemiolog uchun immunoprofilaktikani rejalashtirish va vaksina ta'minotini boshqarish ko'nikmasi emlash dasturining muvaffaqiyatini belgilovchi muhim kasbiy malakadir.</w:t>
       </w:r>
     </w:p>
     <w:p>
@@ -256,7 +282,7 @@
         <w:spacing w:after="40"/>
       </w:pPr>
       <w:r>
-        <w:t xml:space="preserve">Mirtazayev O.M., Zuyeva L.P., Matnazarova G.S. Epidemiologiya. — Toshkent, 2016. (Gromashevskiy tasnifi.)</w:t>
+        <w:t xml:space="preserve">O'zbekiston Respublikasida profilaktik emlashlar o'tkazish kalendar rejasi (Milliy emlash kalendari). O'zR Sog'liqni saqlash vazirligi.</w:t>
       </w:r>
     </w:p>
     <w:p>
@@ -269,7 +295,7 @@
         <w:spacing w:after="40"/>
       </w:pPr>
       <w:r>
-        <w:t xml:space="preserve">World Health Organization. Infectious disease classification and control by transmission route; Heymann D.L. (ed.). Control of Communicable Diseases Manual, 20th ed. — APHA. URL: https://www.who.int</w:t>
+        <w:t xml:space="preserve">World Health Organization. Immunization in practice: a practical guide for health staff; Expanded Programme on Immunization (EPI). URL: https://www.who.int/teams/immunization-vaccines-and-biologicals</w:t>
       </w:r>
     </w:p>
     <w:sectPr>
@@ -475,6 +501,18 @@
       <w:lvlJc w:val="left"/>
       <w:pPr>
         <w:ind w:left="576" w:hanging="316"/>
+      </w:pPr>
+    </w:lvl>
+  </w:abstractNum>
+  <w:abstractNum w:abstractNumId="90">
+    <w:multiLevelType w:val="hybridMultilevel"/>
+    <w:lvl w:ilvl="0">
+      <w:start w:val="1"/>
+      <w:numFmt w:val="decimal"/>
+      <w:lvlText w:val="%1)"/>
+      <w:lvlJc w:val="left"/>
+      <w:pPr>
+        <w:ind w:left="851" w:hanging="425"/>
       </w:pPr>
     </w:lvl>
   </w:abstractNum>
@@ -492,6 +530,18 @@
   </w:num>
   <w:num w:numId="3">
     <w:abstractNumId w:val="4"/>
+    <w:lvlOverride w:ilvl="0">
+      <w:startOverride w:val="1"/>
+    </w:lvlOverride>
+  </w:num>
+  <w:num w:numId="101">
+    <w:abstractNumId w:val="90"/>
+    <w:lvlOverride w:ilvl="0">
+      <w:startOverride w:val="1"/>
+    </w:lvlOverride>
+  </w:num>
+  <w:num w:numId="102">
+    <w:abstractNumId w:val="90"/>
     <w:lvlOverride w:ilvl="0">
       <w:startOverride w:val="1"/>
     </w:lvlOverride>

--- a/javoblar/035.docx
+++ b/javoblar/035.docx
@@ -5,36 +5,63 @@
     <w:p>
       <w:pPr>
         <w:pStyle w:val="Heading1"/>
-        <w:spacing w:after="200"/>
-      </w:pPr>
-      <w:r>
+        <w:spacing w:after="240"/>
+        <w:jc w:val="center"/>
+      </w:pPr>
+      <w:r>
+        <w:rPr>
+          <w:rFonts w:ascii="Times New Roman" w:cs="Times New Roman" w:eastAsia="Times New Roman" w:hAnsi="Times New Roman"/>
+          <w:b/>
+          <w:bCs/>
+          <w:sz w:val="28"/>
+          <w:szCs w:val="28"/>
+        </w:rPr>
         <w:t xml:space="preserve">35. Immunoprofilaktika tadbirlarini rejalashtirish tartibi va talablari. Vaksinalar zaxirasining ahamiyati</w:t>
       </w:r>
     </w:p>
     <w:p>
       <w:pPr>
-        <w:spacing w:after="120"/>
-        <w:jc w:val="both"/>
-      </w:pPr>
-      <w:r>
+        <w:spacing w:after="120" w:line="276"/>
+        <w:ind w:firstLine="567"/>
+        <w:jc w:val="both"/>
+      </w:pPr>
+      <w:r>
+        <w:rPr>
+          <w:rFonts w:ascii="Times New Roman" w:cs="Times New Roman" w:eastAsia="Times New Roman" w:hAnsi="Times New Roman"/>
+          <w:sz w:val="28"/>
+          <w:szCs w:val="28"/>
+        </w:rPr>
         <w:t xml:space="preserve">Immunoprofilaktika — aholini vaksinalar bilan emlash orqali boshqariladigan yuqumli kasalliklarning oldini olishga qaratilgan tadbirlar tizimidir. Uning samaradorligi to'g'ri va o'z vaqtida rejalashtirishga bevosita bog'liq, chunki emlash qamrovi, vaksina ta'minoti, sarf materiallari va sovuqlik zanjiri oldindan puxta hisoblangan reja asosida tashkil etiladi. Immunoprofilaktika rejalashtirishda JSSTning Kengaytirilgan immunizatsiya dasturi (EPI) tamoyillari va O'zbekiston milliy emlash kalendari asos qilib olinadi [1][2]. Rejalashtirishning pirovard maqsadi — har bir bolaning o'z vaqtida va to'liq emlanishini, shu orqali aholida yuqori jamoaviy immunitet shakllanishini ta'minlashdir. Bu esa boshqariladigan kasalliklarning tarqalishini uzadi va ularni nazorat ostiga oladi.</w:t>
       </w:r>
     </w:p>
     <w:p>
       <w:pPr>
         <w:pStyle w:val="Heading2"/>
-        <w:spacing w:after="80" w:before="160"/>
-      </w:pPr>
-      <w:r>
+        <w:spacing w:after="100" w:before="200"/>
+      </w:pPr>
+      <w:r>
+        <w:rPr>
+          <w:rFonts w:ascii="Times New Roman" w:cs="Times New Roman" w:eastAsia="Times New Roman" w:hAnsi="Times New Roman"/>
+          <w:b/>
+          <w:bCs/>
+          <w:sz w:val="28"/>
+          <w:szCs w:val="28"/>
+        </w:rPr>
         <w:t xml:space="preserve">Rejalashtirishning asosiy bosqichlari</w:t>
       </w:r>
     </w:p>
     <w:p>
       <w:pPr>
-        <w:spacing w:after="120"/>
-        <w:jc w:val="both"/>
-      </w:pPr>
-      <w:r>
+        <w:spacing w:after="120" w:line="276"/>
+        <w:ind w:firstLine="567"/>
+        <w:jc w:val="both"/>
+      </w:pPr>
+      <w:r>
+        <w:rPr>
+          <w:rFonts w:ascii="Times New Roman" w:cs="Times New Roman" w:eastAsia="Times New Roman" w:hAnsi="Times New Roman"/>
+          <w:sz w:val="28"/>
+          <w:szCs w:val="28"/>
+        </w:rPr>
         <w:t xml:space="preserve">Immunoprofilaktikani rejalashtirish bir necha bosqichdan iborat:</w:t>
       </w:r>
     </w:p>
@@ -43,11 +70,17 @@
         <w:pStyle w:val="ListParagraph"/>
         <w:numPr>
           <w:ilvl w:val="0"/>
-          <w:numId w:val="101"/>
-        </w:numPr>
-        <w:spacing w:after="40"/>
-      </w:pPr>
-      <w:r>
+          <w:numId w:val="2"/>
+        </w:numPr>
+        <w:spacing w:after="60" w:line="276"/>
+        <w:jc w:val="both"/>
+      </w:pPr>
+      <w:r>
+        <w:rPr>
+          <w:rFonts w:ascii="Times New Roman" w:cs="Times New Roman" w:eastAsia="Times New Roman" w:hAnsi="Times New Roman"/>
+          <w:sz w:val="28"/>
+          <w:szCs w:val="28"/>
+        </w:rPr>
         <w:t xml:space="preserve">emlanishi lozim bo'lgan aholini (maqsadli kontingentni) hududlar va yosh guruhlari bo'yicha aniq hisobga olish;</w:t>
       </w:r>
     </w:p>
@@ -56,11 +89,17 @@
         <w:pStyle w:val="ListParagraph"/>
         <w:numPr>
           <w:ilvl w:val="0"/>
-          <w:numId w:val="101"/>
-        </w:numPr>
-        <w:spacing w:after="40"/>
-      </w:pPr>
-      <w:r>
+          <w:numId w:val="2"/>
+        </w:numPr>
+        <w:spacing w:after="60" w:line="276"/>
+        <w:jc w:val="both"/>
+      </w:pPr>
+      <w:r>
+        <w:rPr>
+          <w:rFonts w:ascii="Times New Roman" w:cs="Times New Roman" w:eastAsia="Times New Roman" w:hAnsi="Times New Roman"/>
+          <w:sz w:val="28"/>
+          <w:szCs w:val="28"/>
+        </w:rPr>
         <w:t xml:space="preserve">milliy emlash kalendariga muvofiq har bir vaksina turi bo'yicha dozalar ehtiyojini hisoblash;</w:t>
       </w:r>
     </w:p>
@@ -69,11 +108,17 @@
         <w:pStyle w:val="ListParagraph"/>
         <w:numPr>
           <w:ilvl w:val="0"/>
-          <w:numId w:val="101"/>
-        </w:numPr>
-        <w:spacing w:after="40"/>
-      </w:pPr>
-      <w:r>
+          <w:numId w:val="2"/>
+        </w:numPr>
+        <w:spacing w:after="60" w:line="276"/>
+        <w:jc w:val="both"/>
+      </w:pPr>
+      <w:r>
+        <w:rPr>
+          <w:rFonts w:ascii="Times New Roman" w:cs="Times New Roman" w:eastAsia="Times New Roman" w:hAnsi="Times New Roman"/>
+          <w:sz w:val="28"/>
+          <w:szCs w:val="28"/>
+        </w:rPr>
         <w:t xml:space="preserve">zaxira (rezerv) va isrof koeffitsiyenti hisobga olingan holda vaksina va in'yeksiya vositalariga bo'lgan umumiy ehtiyojni belgilash;</w:t>
       </w:r>
     </w:p>
@@ -82,11 +127,17 @@
         <w:pStyle w:val="ListParagraph"/>
         <w:numPr>
           <w:ilvl w:val="0"/>
-          <w:numId w:val="101"/>
-        </w:numPr>
-        <w:spacing w:after="40"/>
-      </w:pPr>
-      <w:r>
+          <w:numId w:val="2"/>
+        </w:numPr>
+        <w:spacing w:after="60" w:line="276"/>
+        <w:jc w:val="both"/>
+      </w:pPr>
+      <w:r>
+        <w:rPr>
+          <w:rFonts w:ascii="Times New Roman" w:cs="Times New Roman" w:eastAsia="Times New Roman" w:hAnsi="Times New Roman"/>
+          <w:sz w:val="28"/>
+          <w:szCs w:val="28"/>
+        </w:rPr>
         <w:t xml:space="preserve">sovuqlik zanjiri quvvati, muzlatgich hajmi va jihozlar yetarliligini baholash;</w:t>
       </w:r>
     </w:p>
@@ -95,74 +146,125 @@
         <w:pStyle w:val="ListParagraph"/>
         <w:numPr>
           <w:ilvl w:val="0"/>
-          <w:numId w:val="101"/>
-        </w:numPr>
-        <w:spacing w:after="40"/>
-      </w:pPr>
-      <w:r>
+          <w:numId w:val="2"/>
+        </w:numPr>
+        <w:spacing w:after="60" w:line="276"/>
+        <w:jc w:val="both"/>
+      </w:pPr>
+      <w:r>
+        <w:rPr>
+          <w:rFonts w:ascii="Times New Roman" w:cs="Times New Roman" w:eastAsia="Times New Roman" w:hAnsi="Times New Roman"/>
+          <w:sz w:val="28"/>
+          <w:szCs w:val="28"/>
+        </w:rPr>
         <w:t xml:space="preserve">emlash jadvalini, emlash nuqtalarini va mas'ul xodimlarni belgilash.</w:t>
       </w:r>
     </w:p>
     <w:p>
       <w:pPr>
-        <w:spacing w:after="120"/>
-        <w:jc w:val="both"/>
-      </w:pPr>
-      <w:r>
+        <w:spacing w:after="120" w:line="276"/>
+        <w:ind w:firstLine="567"/>
+        <w:jc w:val="both"/>
+      </w:pPr>
+      <w:r>
+        <w:rPr>
+          <w:rFonts w:ascii="Times New Roman" w:cs="Times New Roman" w:eastAsia="Times New Roman" w:hAnsi="Times New Roman"/>
+          <w:sz w:val="28"/>
+          <w:szCs w:val="28"/>
+        </w:rPr>
         <w:t xml:space="preserve">Reja aniq, o'lchanadigan maqsadlarga (masalan, muayyan emlash qamrovi darajasiga) ega bo'lishi va natijalar monitoring qilinishi kerak [1]. Rejalashtirish odatda yillik asosda, ammo oylik va choraklik taqsimot bilan amalga oshiriladi; bu vaksina ta'minotini bir maromda tashkil etish va sovuqlik zanjiriga ortiqcha yuk tushmasligini ta'minlaydi. Rejada mavsumiy omillar ham hisobga olinadi: masalan, grippga qarshi emlash epidemik mavsum oldidan, kuz oylarida rejalashtiriladi.</w:t>
       </w:r>
     </w:p>
     <w:p>
       <w:pPr>
         <w:pStyle w:val="Heading2"/>
-        <w:spacing w:after="80" w:before="160"/>
-      </w:pPr>
-      <w:r>
+        <w:spacing w:after="100" w:before="200"/>
+      </w:pPr>
+      <w:r>
+        <w:rPr>
+          <w:rFonts w:ascii="Times New Roman" w:cs="Times New Roman" w:eastAsia="Times New Roman" w:hAnsi="Times New Roman"/>
+          <w:b/>
+          <w:bCs/>
+          <w:sz w:val="28"/>
+          <w:szCs w:val="28"/>
+        </w:rPr>
         <w:t xml:space="preserve">Maqsadli kontingentni hisobga olish</w:t>
       </w:r>
     </w:p>
     <w:p>
       <w:pPr>
-        <w:spacing w:after="120"/>
-        <w:jc w:val="both"/>
-      </w:pPr>
-      <w:r>
+        <w:spacing w:after="120" w:line="276"/>
+        <w:ind w:firstLine="567"/>
+        <w:jc w:val="both"/>
+      </w:pPr>
+      <w:r>
+        <w:rPr>
+          <w:rFonts w:ascii="Times New Roman" w:cs="Times New Roman" w:eastAsia="Times New Roman" w:hAnsi="Times New Roman"/>
+          <w:sz w:val="28"/>
+          <w:szCs w:val="28"/>
+        </w:rPr>
         <w:t xml:space="preserve">Rejalashtirishning asosi — emlanishi kerak bo'lgan aholini to'liq va aniq hisobga olishdir. Har bir bola tug'ilganda ro'yxatga olinadi, uning emlanganlik holati kuzatiladi, emlanmagan yoki kechikkanlar faol aniqlanadi. Migratsiya, tug'ilish va o'lim ko'rsatkichlari hisobga olinadi. Aniq hisob-kitob vaksina ehtiyojini to'g'ri belgilash va isrofgarchilikni kamaytirish imkonini beradi. Noto'g'ri hisob esa yo ta'minot yetishmasligiga, yo ortiqcha zaxiraga va vaksinalar yaroqlilik muddati o'tib ketishiga olib keladi [1]. Maqsadli kontingent hisobi odatda tug'ilgan bolalar soni (yillik tug'ilish kogorti) va emlanishi kerak bo'lgan yosh guruhlari asosida tuziladi; QVP, oilaviy poliklinika va bolalar muassasalari ma'lumotlari manba bo'lib xizmat qiladi. Aniq va yangilanib turadigan ro'yxat emlash tizimining asosi hisoblanadi.</w:t>
       </w:r>
     </w:p>
     <w:p>
       <w:pPr>
         <w:pStyle w:val="Heading2"/>
-        <w:spacing w:after="80" w:before="160"/>
-      </w:pPr>
-      <w:r>
+        <w:spacing w:after="100" w:before="200"/>
+      </w:pPr>
+      <w:r>
+        <w:rPr>
+          <w:rFonts w:ascii="Times New Roman" w:cs="Times New Roman" w:eastAsia="Times New Roman" w:hAnsi="Times New Roman"/>
+          <w:b/>
+          <w:bCs/>
+          <w:sz w:val="28"/>
+          <w:szCs w:val="28"/>
+        </w:rPr>
         <w:t xml:space="preserve">Vaksina ehtiyojini hisoblash</w:t>
       </w:r>
     </w:p>
     <w:p>
       <w:pPr>
-        <w:spacing w:after="120"/>
-        <w:jc w:val="both"/>
-      </w:pPr>
-      <w:r>
+        <w:spacing w:after="120" w:line="276"/>
+        <w:ind w:firstLine="567"/>
+        <w:jc w:val="both"/>
+      </w:pPr>
+      <w:r>
+        <w:rPr>
+          <w:rFonts w:ascii="Times New Roman" w:cs="Times New Roman" w:eastAsia="Times New Roman" w:hAnsi="Times New Roman"/>
+          <w:sz w:val="28"/>
+          <w:szCs w:val="28"/>
+        </w:rPr>
         <w:t xml:space="preserve">Vaksina ehtiyoji maqsadli kontingent soni, kalendar bo'yicha har bir bolaga tegishli dozalar soni va isrof koeffitsiyenti (wastage factor) asosida hisoblanadi. Isrof koeffitsiyenti ochilgan ko'p dozali flakondan foydalanilmay qolgan dozalarni, buzilgan, to'kilgan yoki yaroqlilik muddati o'tgan vaksinalarni hisobga oladi va har bir vaksina turi uchun turlicha bo'ladi. Hisoblangan ehtiyojga ma'lum foizda zaxira qo'shiladi, bu kutilmagan holatlar — epidemik vaziyat, qo'shimcha kontingent yoki ta'minot kechikishi uchun kafolat yaratadi. To'g'ri hisoblangan ehtiyoj uzluksiz emlashni ta'minlaydi [1][2]. Vaksina bilan birga in'yeksiya vositalari (shprits, igna), xavfsizlik qutilari va boshqa sarf materiallariga bo'lgan ehtiyoj ham parallel hisoblanadi, chunki ularning yetishmasligi emlashni to'xtatib qo'yadi. Shuningdek, sovuqlik zanjiri jihozlari (muzlatgich, termokonteyner, muz akkumulyatori) quvvati rejalashtirilgan emlash hajmiga mos bo'lishi ta'minlanadi. Bu barcha komponentlarning o'zaro muvozanati va uyg'unligi rejalashtirish sifatini hamda emlash dasturining amaliy bajarilishini belgilaydi.</w:t>
       </w:r>
     </w:p>
     <w:p>
       <w:pPr>
         <w:pStyle w:val="Heading2"/>
-        <w:spacing w:after="80" w:before="160"/>
-      </w:pPr>
-      <w:r>
+        <w:spacing w:after="100" w:before="200"/>
+      </w:pPr>
+      <w:r>
+        <w:rPr>
+          <w:rFonts w:ascii="Times New Roman" w:cs="Times New Roman" w:eastAsia="Times New Roman" w:hAnsi="Times New Roman"/>
+          <w:b/>
+          <w:bCs/>
+          <w:sz w:val="28"/>
+          <w:szCs w:val="28"/>
+        </w:rPr>
         <w:t xml:space="preserve">Vaksinalar zaxirasining ahamiyati</w:t>
       </w:r>
     </w:p>
     <w:p>
       <w:pPr>
-        <w:spacing w:after="120"/>
-        <w:jc w:val="both"/>
-      </w:pPr>
-      <w:r>
+        <w:spacing w:after="120" w:line="276"/>
+        <w:ind w:firstLine="567"/>
+        <w:jc w:val="both"/>
+      </w:pPr>
+      <w:r>
+        <w:rPr>
+          <w:rFonts w:ascii="Times New Roman" w:cs="Times New Roman" w:eastAsia="Times New Roman" w:hAnsi="Times New Roman"/>
+          <w:sz w:val="28"/>
+          <w:szCs w:val="28"/>
+        </w:rPr>
         <w:t xml:space="preserve">Vaksinalar zaxirasi (rezervi) immunoprofilaktika uzluksizligining kafolatidir. Zaxiraning ahamiyati bir necha jihatda namoyon bo'ladi:</w:t>
       </w:r>
     </w:p>
@@ -171,11 +273,17 @@
         <w:pStyle w:val="ListParagraph"/>
         <w:numPr>
           <w:ilvl w:val="0"/>
-          <w:numId w:val="102"/>
-        </w:numPr>
-        <w:spacing w:after="40"/>
-      </w:pPr>
-      <w:r>
+          <w:numId w:val="3"/>
+        </w:numPr>
+        <w:spacing w:after="60" w:line="276"/>
+        <w:jc w:val="both"/>
+      </w:pPr>
+      <w:r>
+        <w:rPr>
+          <w:rFonts w:ascii="Times New Roman" w:cs="Times New Roman" w:eastAsia="Times New Roman" w:hAnsi="Times New Roman"/>
+          <w:sz w:val="28"/>
+          <w:szCs w:val="28"/>
+        </w:rPr>
         <w:t xml:space="preserve">ta'minot kechikkanda yoki uzilganda emlashni to'xtatmaslik;</w:t>
       </w:r>
     </w:p>
@@ -184,11 +292,17 @@
         <w:pStyle w:val="ListParagraph"/>
         <w:numPr>
           <w:ilvl w:val="0"/>
-          <w:numId w:val="102"/>
-        </w:numPr>
-        <w:spacing w:after="40"/>
-      </w:pPr>
-      <w:r>
+          <w:numId w:val="3"/>
+        </w:numPr>
+        <w:spacing w:after="60" w:line="276"/>
+        <w:jc w:val="both"/>
+      </w:pPr>
+      <w:r>
+        <w:rPr>
+          <w:rFonts w:ascii="Times New Roman" w:cs="Times New Roman" w:eastAsia="Times New Roman" w:hAnsi="Times New Roman"/>
+          <w:sz w:val="28"/>
+          <w:szCs w:val="28"/>
+        </w:rPr>
         <w:t xml:space="preserve">epidemik vaziyat yuzaga kelganda qo'shimcha emlash (masalan, o'choqda yoki avj olishda) o'tkazish imkoniyati;</w:t>
       </w:r>
     </w:p>
@@ -197,11 +311,17 @@
         <w:pStyle w:val="ListParagraph"/>
         <w:numPr>
           <w:ilvl w:val="0"/>
-          <w:numId w:val="102"/>
-        </w:numPr>
-        <w:spacing w:after="40"/>
-      </w:pPr>
-      <w:r>
+          <w:numId w:val="3"/>
+        </w:numPr>
+        <w:spacing w:after="60" w:line="276"/>
+        <w:jc w:val="both"/>
+      </w:pPr>
+      <w:r>
+        <w:rPr>
+          <w:rFonts w:ascii="Times New Roman" w:cs="Times New Roman" w:eastAsia="Times New Roman" w:hAnsi="Times New Roman"/>
+          <w:sz w:val="28"/>
+          <w:szCs w:val="28"/>
+        </w:rPr>
         <w:t xml:space="preserve">kutilmagan qo'shimcha kontingent (migrantlar, ichki ko'chganlar) paydo bo'lganda ularni o'z vaqtida emlash;</w:t>
       </w:r>
     </w:p>
@@ -210,65 +330,228 @@
         <w:pStyle w:val="ListParagraph"/>
         <w:numPr>
           <w:ilvl w:val="0"/>
-          <w:numId w:val="102"/>
-        </w:numPr>
-        <w:spacing w:after="40"/>
-      </w:pPr>
-      <w:r>
+          <w:numId w:val="3"/>
+        </w:numPr>
+        <w:spacing w:after="60" w:line="276"/>
+        <w:jc w:val="both"/>
+      </w:pPr>
+      <w:r>
+        <w:rPr>
+          <w:rFonts w:ascii="Times New Roman" w:cs="Times New Roman" w:eastAsia="Times New Roman" w:hAnsi="Times New Roman"/>
+          <w:sz w:val="28"/>
+          <w:szCs w:val="28"/>
+        </w:rPr>
         <w:t xml:space="preserve">vaksinaning bir partiyasi yaroqsiz chiqqanda yoki sovuqlik zanjiri buzilganda uni almashtirish.</w:t>
       </w:r>
     </w:p>
     <w:p>
       <w:pPr>
-        <w:spacing w:after="120"/>
-        <w:jc w:val="both"/>
-      </w:pPr>
-      <w:r>
+        <w:spacing w:after="120" w:line="276"/>
+        <w:ind w:firstLine="567"/>
+        <w:jc w:val="both"/>
+      </w:pPr>
+      <w:r>
+        <w:rPr>
+          <w:rFonts w:ascii="Times New Roman" w:cs="Times New Roman" w:eastAsia="Times New Roman" w:hAnsi="Times New Roman"/>
+          <w:sz w:val="28"/>
+          <w:szCs w:val="28"/>
+        </w:rPr>
         <w:t xml:space="preserve">Ayni paytda zaxira haddan tashqari ko'p bo'lishi ham noto'g'ri — bu saqlash xavfini, sovuqlik zanjiriga yukni va yaroqlilik muddati o'tib ketish ehtimolini oshiradi. Shu bois zaxira optimal darajada, aylanma (avval kelgan — avval ishlatiladi, FEFO) tamoyili asosida boshqariladi [1]. Zaxira darajasi odatda oylik ehtiyojning ma'lum ulushi sifatida belgilanadi va u ta'minot tsikllari hamda yetkazib berish ishonchliligiga qarab sozlanadi. Zaxira miqdorini doimiy nazorat qilish va qoldiqlarni hisobga olish isrofgarchilikni kamaytiradi hamda ta'minotning uzluksizligini saqlaydi [1].</w:t>
       </w:r>
     </w:p>
     <w:p>
       <w:pPr>
         <w:pStyle w:val="Heading2"/>
-        <w:spacing w:after="80" w:before="160"/>
-      </w:pPr>
-      <w:r>
+        <w:spacing w:after="100" w:before="200"/>
+      </w:pPr>
+      <w:r>
+        <w:rPr>
+          <w:rFonts w:ascii="Times New Roman" w:cs="Times New Roman" w:eastAsia="Times New Roman" w:hAnsi="Times New Roman"/>
+          <w:b/>
+          <w:bCs/>
+          <w:sz w:val="28"/>
+          <w:szCs w:val="28"/>
+        </w:rPr>
         <w:t xml:space="preserve">Rejalashtirishga qo'yiladigan talablar</w:t>
       </w:r>
     </w:p>
     <w:p>
       <w:pPr>
-        <w:spacing w:after="120"/>
-        <w:jc w:val="both"/>
-      </w:pPr>
-      <w:r>
+        <w:spacing w:after="120" w:line="276"/>
+        <w:ind w:firstLine="567"/>
+        <w:jc w:val="both"/>
+      </w:pPr>
+      <w:r>
+        <w:rPr>
+          <w:rFonts w:ascii="Times New Roman" w:cs="Times New Roman" w:eastAsia="Times New Roman" w:hAnsi="Times New Roman"/>
+          <w:sz w:val="28"/>
+          <w:szCs w:val="28"/>
+        </w:rPr>
         <w:t xml:space="preserve">Immunoprofilaktika rejasi quyidagi talablarga javob berishi kerak: milliy emlash kalendariga to'liq muvofiqlik; aholining real va yangilanib turadigan demografik ma'lumotlariga tayanish; vaksina, in'yeksiya vositalari va sovuqlik zanjiri resurslarining muvozanati; emlashdan keyingi noxush hodisalarni (AEFI) kuzatish tizimining mavjudligi; hamda emlash qamrovini muntazam monitoring qilish. Reja hududlar bo'yicha quyidan yuqoriga (tuman — viloyat — respublika) tuzilib, milliy darajada umumlashtiriladi va markazlashgan ta'minot bilan bog'lanadi. Rejaning bajarilishi va emlash qamrovi doimiy tahlil qilinib, zarurat bo'lganda tuzatishlar kiritiladi [1][2]. Emlash qamrovi hududlar va yosh guruhlari bo'yicha hisoblanib, immun qatlamidagi bo'shliqlar aniqlanadi; past qamrovli hududlarda qo'shimcha chora-tadbirlar ko'riladi. JSST emlash qamrovini yuqori va bir tekis ushlab turishni tavsiya etadi, chunki hatto mahalliy bo'shliqlar ham kasallik avj olishiga sabab bo'lishi mumkin [2]. Shuningdek, reja aholi bilan kommunikatsiya va emlashga ishonchni mustahkamlash choralarini ham o'z ichiga oladi, chunki qamrov nafaqat ta'minotga, balki aholining emlashga munosabatiga ham bog'liq.</w:t>
       </w:r>
     </w:p>
     <w:p>
       <w:pPr>
         <w:pStyle w:val="Heading2"/>
-        <w:spacing w:after="80" w:before="160"/>
-      </w:pPr>
-      <w:r>
+        <w:spacing w:after="100" w:before="200"/>
+      </w:pPr>
+      <w:r>
+        <w:rPr>
+          <w:rFonts w:ascii="Times New Roman" w:cs="Times New Roman" w:eastAsia="Times New Roman" w:hAnsi="Times New Roman"/>
+          <w:b/>
+          <w:bCs/>
+          <w:sz w:val="28"/>
+          <w:szCs w:val="28"/>
+        </w:rPr>
+        <w:t xml:space="preserve">Rejalashtirishning me'yoriy talablari</w:t>
+      </w:r>
+    </w:p>
+    <w:p>
+      <w:pPr>
+        <w:spacing w:after="120" w:line="276"/>
+        <w:ind w:firstLine="567"/>
+        <w:jc w:val="both"/>
+      </w:pPr>
+      <w:r>
+        <w:rPr>
+          <w:rFonts w:ascii="Times New Roman" w:cs="Times New Roman" w:eastAsia="Times New Roman" w:hAnsi="Times New Roman"/>
+          <w:sz w:val="28"/>
+          <w:szCs w:val="28"/>
+        </w:rPr>
+        <w:t xml:space="preserve">Immunoprofilaktikaning vazifasi — kalendar bo'yicha bolalar va o'smirlarni emlashga kamida 95 foiz qamrab olish; emlash qulay, majburiy va bepul bo'lishi kerak [3]. Barcha shifokorlar kalendarni, qarshi ko'rsatmalarni va sovuqlik zanjiri qoidalarini bilishi, birinchi uchrashuvda emlanganlik holatini aniqlashi shart [3].</w:t>
+      </w:r>
+    </w:p>
+    <w:p>
+      <w:pPr>
+        <w:spacing w:after="120" w:line="276"/>
+        <w:ind w:firstLine="567"/>
+        <w:jc w:val="both"/>
+      </w:pPr>
+      <w:r>
+        <w:rPr>
+          <w:rFonts w:ascii="Times New Roman" w:cs="Times New Roman" w:eastAsia="Times New Roman" w:hAnsi="Times New Roman"/>
+          <w:sz w:val="28"/>
+          <w:szCs w:val="28"/>
+        </w:rPr>
+        <w:t xml:space="preserve">Emlash sessiyasini rejalashtirishda taqdimotda uch bosqich ko'rsatilgan [4]:</w:t>
+      </w:r>
+    </w:p>
+    <w:p>
+      <w:pPr>
+        <w:pStyle w:val="ListParagraph"/>
+        <w:numPr>
+          <w:ilvl w:val="0"/>
+          <w:numId w:val="4"/>
+        </w:numPr>
+        <w:spacing w:after="60" w:line="276"/>
+        <w:jc w:val="both"/>
+      </w:pPr>
+      <w:r>
+        <w:rPr>
+          <w:rFonts w:ascii="Times New Roman" w:cs="Times New Roman" w:eastAsia="Times New Roman" w:hAnsi="Times New Roman"/>
+          <w:sz w:val="28"/>
+          <w:szCs w:val="28"/>
+        </w:rPr>
+        <w:t xml:space="preserve">emlashdan oldin: kerakli miqdordagi vaksinani muzlatgichdan olish, yaroqlilik muddati va holatini tekshirish, materiallar va monitoring vositalarini tayyorlash, emlashdan keyingi noxush hodisalar bo'yicha xabarnomalar to'plamini tayyorlash;</w:t>
+      </w:r>
+    </w:p>
+    <w:p>
+      <w:pPr>
+        <w:pStyle w:val="ListParagraph"/>
+        <w:numPr>
+          <w:ilvl w:val="0"/>
+          <w:numId w:val="4"/>
+        </w:numPr>
+        <w:spacing w:after="60" w:line="276"/>
+        <w:jc w:val="both"/>
+      </w:pPr>
+      <w:r>
+        <w:rPr>
+          <w:rFonts w:ascii="Times New Roman" w:cs="Times New Roman" w:eastAsia="Times New Roman" w:hAnsi="Times New Roman"/>
+          <w:sz w:val="28"/>
+          <w:szCs w:val="28"/>
+        </w:rPr>
+        <w:t xml:space="preserve">emlash vaqtida: aseptik tayyorlash, to'g'ri usul va joyga yuborish, shpritslarni xavfsiz qutiga tashlash;</w:t>
+      </w:r>
+    </w:p>
+    <w:p>
+      <w:pPr>
+        <w:pStyle w:val="ListParagraph"/>
+        <w:numPr>
+          <w:ilvl w:val="0"/>
+          <w:numId w:val="4"/>
+        </w:numPr>
+        <w:spacing w:after="60" w:line="276"/>
+        <w:jc w:val="both"/>
+      </w:pPr>
+      <w:r>
+        <w:rPr>
+          <w:rFonts w:ascii="Times New Roman" w:cs="Times New Roman" w:eastAsia="Times New Roman" w:hAnsi="Times New Roman"/>
+          <w:sz w:val="28"/>
+          <w:szCs w:val="28"/>
+        </w:rPr>
+        <w:t xml:space="preserve">emlashdan keyin: ishlatilgan dozalar sonini hisoblash, ishlatilmagan vaksinani muzlatgichga qaytarish, to'lgan chiqindi qutisini milliy qoidalarga muvofiq yo'q qilish.</w:t>
+      </w:r>
+    </w:p>
+    <w:p>
+      <w:pPr>
+        <w:spacing w:after="120" w:line="276"/>
+        <w:ind w:firstLine="567"/>
+        <w:jc w:val="both"/>
+      </w:pPr>
+      <w:r>
+        <w:rPr>
+          <w:rFonts w:ascii="Times New Roman" w:cs="Times New Roman" w:eastAsia="Times New Roman" w:hAnsi="Times New Roman"/>
+          <w:sz w:val="28"/>
+          <w:szCs w:val="28"/>
+        </w:rPr>
+        <w:t xml:space="preserve">Vaksinalar zaxirasining ahamiyati shundaki, uzilishlar emlash qamrovini pasaytiradi, o'tkazib yuborilgan dozalarni qoplash esa qo'shimcha vaksina talab qiladi; sanitariya qoidalariga ko'ra o'tkazib yuborilgan emlash takrorlanmaydi, davom ettiriladi [3]. Zaxira hajmi normasi kutubxonada topilmadi (tasdiqlanmagan).</w:t>
+      </w:r>
+    </w:p>
+    <w:p>
+      <w:pPr>
+        <w:pStyle w:val="Heading2"/>
+        <w:spacing w:after="100" w:before="200"/>
+      </w:pPr>
+      <w:r>
+        <w:rPr>
+          <w:rFonts w:ascii="Times New Roman" w:cs="Times New Roman" w:eastAsia="Times New Roman" w:hAnsi="Times New Roman"/>
+          <w:b/>
+          <w:bCs/>
+          <w:sz w:val="28"/>
+          <w:szCs w:val="28"/>
+        </w:rPr>
         <w:t xml:space="preserve">Xulosa</w:t>
       </w:r>
     </w:p>
     <w:p>
       <w:pPr>
-        <w:spacing w:after="120"/>
-        <w:jc w:val="both"/>
-      </w:pPr>
-      <w:r>
-        <w:t xml:space="preserve">Immunoprofilaktikani rejalashtirish maqsadli kontingentni aniqlash, vaksina ehtiyojini hisoblash, zaxirani belgilash va sovuqlik zanjiri quvvatini baholashni o'z ichiga oladi; u milliy emlash kalendari va JSST EPI tamoyillariga tayanadi. Vaksinalar zaxirasi ta'minot uzilishlari va epidemik holatlarda emlash uzluksizligini kafolatlaydi, biroq u optimal va aylanma tamoyili asosida boshqarilishi kerak. To'g'ri rejalashtirish va zaxira boshqaruvi immunoprofilaktikaning ishonchliligi va yuqori emlash qamrovining asosidir. Vrach-epidemiolog uchun immunoprofilaktikani rejalashtirish va vaksina ta'minotini boshqarish ko'nikmasi emlash dasturining muvaffaqiyatini belgilovchi muhim kasbiy malakadir.</w:t>
+        <w:spacing w:after="120" w:line="276"/>
+        <w:ind w:firstLine="567"/>
+        <w:jc w:val="both"/>
+      </w:pPr>
+      <w:r>
+        <w:rPr>
+          <w:rFonts w:ascii="Times New Roman" w:cs="Times New Roman" w:eastAsia="Times New Roman" w:hAnsi="Times New Roman"/>
+          <w:sz w:val="28"/>
+          <w:szCs w:val="28"/>
+        </w:rPr>
+        <w:t xml:space="preserve">Immunoprofilaktikani rejalashtirish maqsadli kontingentni aniqlash, vaksina ehtiyojini hisoblash, zaxirani belgilash va sovuqlik zanjiri quvvatini baholashni o'z ichiga oladi; u milliy emlash kalendari va JSST EPI tamoyillariga tayanadi. Vaksinalar zaxirasi ta'minot uzilishlari va epidemik holatlarda emlash uzluksizligini kafolatlaydi, biroq u optimal va aylanma tamoyili asosida boshqarilishi kerak. To'g'ri rejalashtirish va zaxira boshqaruvi immunoprofilaktikaning ishonchliligi va yuqori emlash qamrovining asosidir. Vrach-epidemiolog uchun immunoprofilaktikani rejalashtirish va vaksina ta'minotini boshqarish ko'nikmasi emlash dasturining muvaffaqiyatini belgilovchi muhim kasbiy malakadir. JSST emlash ishida emlanmaganlarni ham himoyalaydigan jamoaviy himoyaga e'tibor qaratadi [5].</w:t>
       </w:r>
     </w:p>
     <w:p>
       <w:pPr>
         <w:pStyle w:val="Heading2"/>
-        <w:spacing w:after="80" w:before="220"/>
-      </w:pPr>
-      <w:r>
+        <w:spacing w:after="100" w:before="280"/>
+      </w:pPr>
+      <w:r>
+        <w:rPr>
+          <w:rFonts w:ascii="Times New Roman" w:cs="Times New Roman" w:eastAsia="Times New Roman" w:hAnsi="Times New Roman"/>
+          <w:b/>
+          <w:bCs/>
+          <w:sz w:val="28"/>
+          <w:szCs w:val="28"/>
+        </w:rPr>
         <w:t xml:space="preserve">Foydalanilgan adabiyotlar</w:t>
       </w:r>
     </w:p>
@@ -277,30 +560,94 @@
         <w:pStyle w:val="ListParagraph"/>
         <w:numPr>
           <w:ilvl w:val="0"/>
-          <w:numId w:val="3"/>
-        </w:numPr>
-        <w:spacing w:after="40"/>
-      </w:pPr>
-      <w:r>
-        <w:t xml:space="preserve">O'zbekiston Respublikasida profilaktik emlashlar o'tkazish kalendar rejasi (Milliy emlash kalendari). O'zR Sog'liqni saqlash vazirligi.</w:t>
-      </w:r>
-    </w:p>
-    <w:p>
-      <w:pPr>
-        <w:pStyle w:val="ListParagraph"/>
-        <w:numPr>
-          <w:ilvl w:val="0"/>
-          <w:numId w:val="3"/>
-        </w:numPr>
-        <w:spacing w:after="40"/>
-      </w:pPr>
-      <w:r>
+          <w:numId w:val="5"/>
+        </w:numPr>
+        <w:spacing w:after="80" w:line="260"/>
+      </w:pPr>
+      <w:r>
+        <w:rPr>
+          <w:rFonts w:ascii="Times New Roman" w:cs="Times New Roman" w:eastAsia="Times New Roman" w:hAnsi="Times New Roman"/>
+          <w:sz w:val="28"/>
+          <w:szCs w:val="28"/>
+        </w:rPr>
+        <w:t xml:space="preserve">O'zbekiston Respublikasida profilaktik emlashlar o'tkazish kalendar rejasi (jadval). Manba: xayrullokomilov.uz/kutubxona, material № 1420 (hujjatning tasdiqlovchi organi, sanasi va raqami nusxada ko'rsatilmagan — tasdiqlanmagan).</w:t>
+      </w:r>
+    </w:p>
+    <w:p>
+      <w:pPr>
+        <w:pStyle w:val="ListParagraph"/>
+        <w:numPr>
+          <w:ilvl w:val="0"/>
+          <w:numId w:val="5"/>
+        </w:numPr>
+        <w:spacing w:after="80" w:line="260"/>
+      </w:pPr>
+      <w:r>
+        <w:rPr>
+          <w:rFonts w:ascii="Times New Roman" w:cs="Times New Roman" w:eastAsia="Times New Roman" w:hAnsi="Times New Roman"/>
+          <w:sz w:val="28"/>
+          <w:szCs w:val="28"/>
+        </w:rPr>
         <w:t xml:space="preserve">World Health Organization. Immunization in practice: a practical guide for health staff; Expanded Programme on Immunization (EPI). URL: https://www.who.int/teams/immunization-vaccines-and-biologicals</w:t>
+      </w:r>
+    </w:p>
+    <w:p>
+      <w:pPr>
+        <w:pStyle w:val="ListParagraph"/>
+        <w:numPr>
+          <w:ilvl w:val="0"/>
+          <w:numId w:val="5"/>
+        </w:numPr>
+        <w:spacing w:after="80" w:line="260"/>
+      </w:pPr>
+      <w:r>
+        <w:rPr>
+          <w:rFonts w:ascii="Times New Roman" w:cs="Times New Roman" w:eastAsia="Times New Roman" w:hAnsi="Times New Roman"/>
+          <w:sz w:val="28"/>
+          <w:szCs w:val="28"/>
+        </w:rPr>
+        <w:t xml:space="preserve">SanQvaM № 0239-07/3 "O'zbekiston Respublikasida yuqumli kasalliklar immunoprofilaktikasi" (Bosh davlat sanitariya vrachi tomonidan tasdiqlangan; lex.uz sahifasida 25.07.2017 sanasi ko'rsatilgan). URL: https://lex.uz/docs/5524039. Manba: xayrullokomilov.uz/kutubxona, material № 814 (matn kirill yozuvida; hujjat 1992-yildagi, kuchini yo'qotgan qonunga havola qiladi).</w:t>
+      </w:r>
+    </w:p>
+    <w:p>
+      <w:pPr>
+        <w:pStyle w:val="ListParagraph"/>
+        <w:numPr>
+          <w:ilvl w:val="0"/>
+          <w:numId w:val="5"/>
+        </w:numPr>
+        <w:spacing w:after="80" w:line="260"/>
+      </w:pPr>
+      <w:r>
+        <w:rPr>
+          <w:rFonts w:ascii="Times New Roman" w:cs="Times New Roman" w:eastAsia="Times New Roman" w:hAnsi="Times New Roman"/>
+          <w:sz w:val="28"/>
+          <w:szCs w:val="28"/>
+        </w:rPr>
+        <w:t xml:space="preserve">Sovuqlik zanjiri va amaliy maslahatlar (taqdimot, VPCH vaksinasi misolida). Manba: xayrullokomilov.uz/kutubxona, material № 1397 (muallifi va sanasi ko'rsatilmagan; matn kirill yozuvida).</w:t>
+      </w:r>
+    </w:p>
+    <w:p>
+      <w:pPr>
+        <w:pStyle w:val="ListParagraph"/>
+        <w:numPr>
+          <w:ilvl w:val="0"/>
+          <w:numId w:val="5"/>
+        </w:numPr>
+        <w:spacing w:after="80" w:line="260"/>
+      </w:pPr>
+      <w:r>
+        <w:rPr>
+          <w:rFonts w:ascii="Times New Roman" w:cs="Times New Roman" w:eastAsia="Times New Roman" w:hAnsi="Times New Roman"/>
+          <w:sz w:val="28"/>
+          <w:szCs w:val="28"/>
+        </w:rPr>
+        <w:t xml:space="preserve">World Health Organization. Vaccines and immunization: What is vaccination? URL: https://www.who.int/news-room/questions-and-answers/item/vaccines-and-immunization-what-is-vaccination (kirilgan sana: 30.10.2026).</w:t>
       </w:r>
     </w:p>
     <w:sectPr>
       <w:pgSz w:w="11906" w:h="16838" w:orient="portrait"/>
-      <w:pgMar w:top="1134" w:right="850" w:bottom="1134" w:left="1418" w:header="708" w:footer="708" w:gutter="0"/>
+      <w:pgMar w:top="1134" w:right="850" w:bottom="1134" w:left="1701" w:header="708" w:footer="708" w:gutter="0"/>
       <w:pgNumType/>
       <w:docGrid w:linePitch="360"/>
     </w:sectPr>
@@ -472,12 +819,17 @@
     <w:multiLevelType w:val="hybridMultilevel"/>
     <w:lvl w:ilvl="0" w:tentative="1">
       <w:start w:val="1"/>
-      <w:numFmt w:val="bullet"/>
-      <w:lvlText w:val="•"/>
+      <w:numFmt w:val="decimal"/>
+      <w:lvlText w:val="[%1]"/>
       <w:lvlJc w:val="left"/>
       <w:pPr>
-        <w:ind w:left="576" w:hanging="316"/>
-      </w:pPr>
+        <w:ind w:left="720" w:hanging="720"/>
+      </w:pPr>
+      <w:rPr>
+        <w:rFonts w:ascii="Times New Roman" w:cs="Times New Roman" w:eastAsia="Times New Roman" w:hAnsi="Times New Roman"/>
+        <w:sz w:val="28"/>
+        <w:szCs w:val="28"/>
+      </w:rPr>
     </w:lvl>
   </w:abstractNum>
   <w:abstractNum w:abstractNumId="3" w15:restartNumberingAfterBreak="0">
@@ -485,11 +837,16 @@
     <w:lvl w:ilvl="0" w:tentative="1">
       <w:start w:val="1"/>
       <w:numFmt w:val="decimal"/>
-      <w:lvlText w:val="%1."/>
+      <w:lvlText w:val="%1)"/>
       <w:lvlJc w:val="left"/>
       <w:pPr>
-        <w:ind w:left="576" w:hanging="316"/>
-      </w:pPr>
+        <w:ind w:left="851" w:hanging="425"/>
+      </w:pPr>
+      <w:rPr>
+        <w:rFonts w:ascii="Times New Roman" w:cs="Times New Roman" w:eastAsia="Times New Roman" w:hAnsi="Times New Roman"/>
+        <w:sz w:val="28"/>
+        <w:szCs w:val="28"/>
+      </w:rPr>
     </w:lvl>
   </w:abstractNum>
   <w:abstractNum w:abstractNumId="4" w15:restartNumberingAfterBreak="0">
@@ -497,16 +854,21 @@
     <w:lvl w:ilvl="0" w:tentative="1">
       <w:start w:val="1"/>
       <w:numFmt w:val="decimal"/>
-      <w:lvlText w:val="%1."/>
+      <w:lvlText w:val="%1)"/>
       <w:lvlJc w:val="left"/>
       <w:pPr>
-        <w:ind w:left="576" w:hanging="316"/>
-      </w:pPr>
+        <w:ind w:left="851" w:hanging="425"/>
+      </w:pPr>
+      <w:rPr>
+        <w:rFonts w:ascii="Times New Roman" w:cs="Times New Roman" w:eastAsia="Times New Roman" w:hAnsi="Times New Roman"/>
+        <w:sz w:val="28"/>
+        <w:szCs w:val="28"/>
+      </w:rPr>
     </w:lvl>
   </w:abstractNum>
-  <w:abstractNum w:abstractNumId="90">
+  <w:abstractNum w:abstractNumId="5" w15:restartNumberingAfterBreak="0">
     <w:multiLevelType w:val="hybridMultilevel"/>
-    <w:lvl w:ilvl="0">
+    <w:lvl w:ilvl="0" w:tentative="1">
       <w:start w:val="1"/>
       <w:numFmt w:val="decimal"/>
       <w:lvlText w:val="%1)"/>
@@ -514,6 +876,11 @@
       <w:pPr>
         <w:ind w:left="851" w:hanging="425"/>
       </w:pPr>
+      <w:rPr>
+        <w:rFonts w:ascii="Times New Roman" w:cs="Times New Roman" w:eastAsia="Times New Roman" w:hAnsi="Times New Roman"/>
+        <w:sz w:val="28"/>
+        <w:szCs w:val="28"/>
+      </w:rPr>
     </w:lvl>
   </w:abstractNum>
   <w:num w:numId="1">
@@ -523,7 +890,7 @@
     </w:lvlOverride>
   </w:num>
   <w:num w:numId="2">
-    <w:abstractNumId w:val="2"/>
+    <w:abstractNumId w:val="3"/>
     <w:lvlOverride w:ilvl="0">
       <w:startOverride w:val="1"/>
     </w:lvlOverride>
@@ -534,14 +901,14 @@
       <w:startOverride w:val="1"/>
     </w:lvlOverride>
   </w:num>
-  <w:num w:numId="101">
-    <w:abstractNumId w:val="90"/>
+  <w:num w:numId="4">
+    <w:abstractNumId w:val="5"/>
     <w:lvlOverride w:ilvl="0">
       <w:startOverride w:val="1"/>
     </w:lvlOverride>
   </w:num>
-  <w:num w:numId="102">
-    <w:abstractNumId w:val="90"/>
+  <w:num w:numId="5">
+    <w:abstractNumId w:val="2"/>
     <w:lvlOverride w:ilvl="0">
       <w:startOverride w:val="1"/>
     </w:lvlOverride>
@@ -555,8 +922,8 @@
     <w:rPrDefault>
       <w:rPr>
         <w:rFonts w:ascii="Times New Roman" w:cs="Times New Roman" w:eastAsia="Times New Roman" w:hAnsi="Times New Roman"/>
-        <w:sz w:val="24"/>
-        <w:szCs w:val="24"/>
+        <w:sz w:val="28"/>
+        <w:szCs w:val="28"/>
       </w:rPr>
     </w:rPrDefault>
     <w:pPrDefault/>
@@ -691,7 +1058,7 @@
     <w:unhideWhenUsed/>
     <w:pPr>
       <w:spacing w:after="100"/>
-      <w:ind w:left="240"/>
+      <w:ind w:left="280"/>
     </w:pPr>
   </w:style>
   <w:style w:type="paragraph" w:styleId="TOC3">
@@ -703,7 +1070,7 @@
     <w:unhideWhenUsed/>
     <w:pPr>
       <w:spacing w:after="100"/>
-      <w:ind w:left="480"/>
+      <w:ind w:left="560"/>
     </w:pPr>
   </w:style>
   <w:style w:type="paragraph" w:styleId="TOC4">
@@ -715,7 +1082,7 @@
     <w:unhideWhenUsed/>
     <w:pPr>
       <w:spacing w:after="100"/>
-      <w:ind w:left="720"/>
+      <w:ind w:left="840"/>
     </w:pPr>
   </w:style>
   <w:style w:type="paragraph" w:styleId="TOC5">
@@ -727,7 +1094,7 @@
     <w:unhideWhenUsed/>
     <w:pPr>
       <w:spacing w:after="100"/>
-      <w:ind w:left="960"/>
+      <w:ind w:left="1120"/>
     </w:pPr>
   </w:style>
   <w:style w:type="paragraph" w:styleId="TOC6">
@@ -739,23 +1106,11 @@
     <w:unhideWhenUsed/>
     <w:pPr>
       <w:spacing w:after="100"/>
-      <w:ind w:left="1200"/>
+      <w:ind w:left="1400"/>
     </w:pPr>
   </w:style>
   <w:style w:type="paragraph" w:styleId="TOC7">
     <w:name w:val="toc 7"/>
-    <w:basedOn w:val="Normal"/>
-    <w:next w:val="Normal"/>
-    <w:uiPriority w:val="39"/>
-    <w:semiHidden/>
-    <w:unhideWhenUsed/>
-    <w:pPr>
-      <w:spacing w:after="100"/>
-      <w:ind w:left="1440"/>
-    </w:pPr>
-  </w:style>
-  <w:style w:type="paragraph" w:styleId="TOC8">
-    <w:name w:val="toc 8"/>
     <w:basedOn w:val="Normal"/>
     <w:next w:val="Normal"/>
     <w:uiPriority w:val="39"/>
@@ -766,6 +1121,18 @@
       <w:ind w:left="1680"/>
     </w:pPr>
   </w:style>
+  <w:style w:type="paragraph" w:styleId="TOC8">
+    <w:name w:val="toc 8"/>
+    <w:basedOn w:val="Normal"/>
+    <w:next w:val="Normal"/>
+    <w:uiPriority w:val="39"/>
+    <w:semiHidden/>
+    <w:unhideWhenUsed/>
+    <w:pPr>
+      <w:spacing w:after="100"/>
+      <w:ind w:left="1960"/>
+    </w:pPr>
+  </w:style>
   <w:style w:type="paragraph" w:styleId="TOC9">
     <w:name w:val="toc 9"/>
     <w:basedOn w:val="Normal"/>
@@ -775,7 +1142,7 @@
     <w:unhideWhenUsed/>
     <w:pPr>
       <w:spacing w:after="100"/>
-      <w:ind w:left="1920"/>
+      <w:ind w:left="2240"/>
     </w:pPr>
   </w:style>
   <w:style w:type="character" w:styleId="Hyperlink">
@@ -875,15 +1242,16 @@
     <w:next w:val="Normal"/>
     <w:qFormat/>
     <w:pPr>
-      <w:spacing w:after="200"/>
-      <w:jc w:val="center"/>
+      <w:spacing w:after="240" w:before="0"/>
+      <w:outlineLvl w:val="0"/>
     </w:pPr>
     <w:rPr>
       <w:rFonts w:ascii="Times New Roman" w:cs="Times New Roman" w:eastAsia="Times New Roman" w:hAnsi="Times New Roman"/>
       <w:b/>
       <w:bCs/>
-      <w:sz w:val="28"/>
-      <w:szCs w:val="28"/>
+      <w:color w:val="000000"/>
+      <w:sz w:val="30"/>
+      <w:szCs w:val="30"/>
     </w:rPr>
   </w:style>
   <w:style w:type="paragraph" w:styleId="Heading2">
@@ -891,12 +1259,17 @@
     <w:basedOn w:val="Normal"/>
     <w:next w:val="Normal"/>
     <w:qFormat/>
+    <w:pPr>
+      <w:spacing w:after="100" w:before="200"/>
+      <w:outlineLvl w:val="1"/>
+    </w:pPr>
     <w:rPr>
       <w:rFonts w:ascii="Times New Roman" w:cs="Times New Roman" w:eastAsia="Times New Roman" w:hAnsi="Times New Roman"/>
       <w:b/>
       <w:bCs/>
-      <w:sz w:val="26"/>
-      <w:szCs w:val="26"/>
+      <w:color w:val="000000"/>
+      <w:sz w:val="28"/>
+      <w:szCs w:val="28"/>
     </w:rPr>
   </w:style>
 </w:styles>
